--- a/templates/FULL REPORT/NORMAL IR US TEV/fp-overview.docx
+++ b/templates/FULL REPORT/NORMAL IR US TEV/fp-overview.docx
@@ -997,31 +997,7 @@
                 <w:kern w:val="0"/>
                 <w14:ligatures w14:val="none"/>
               </w:rPr>
-              <w:object w:dxaOrig="225" w:dyaOrig="225" w14:anchorId="10EA4EB4">
-                <v:shapetype id="_x0000_t75" coordsize="21600,21600" o:spt="75" o:preferrelative="t" path="m@4@5l@4@11@9@11@9@5xe" filled="f" stroked="f">
-                  <v:stroke joinstyle="miter"/>
-                  <v:formulas>
-                    <v:f eqn="if lineDrawn pixelLineWidth 0"/>
-                    <v:f eqn="sum @0 1 0"/>
-                    <v:f eqn="sum 0 0 @1"/>
-                    <v:f eqn="prod @2 1 2"/>
-                    <v:f eqn="prod @3 21600 pixelWidth"/>
-                    <v:f eqn="prod @3 21600 pixelHeight"/>
-                    <v:f eqn="sum @0 0 1"/>
-                    <v:f eqn="prod @6 1 2"/>
-                    <v:f eqn="prod @7 21600 pixelWidth"/>
-                    <v:f eqn="sum @8 21600 0"/>
-                    <v:f eqn="prod @7 21600 pixelHeight"/>
-                    <v:f eqn="sum @10 21600 0"/>
-                  </v:formulas>
-                  <v:path o:extrusionok="f" gradientshapeok="t" o:connecttype="rect"/>
-                  <o:lock v:ext="edit" aspectratio="t"/>
-                </v:shapetype>
-                <v:shape id="_x0000_i1027" type="#_x0000_t75" style="width:238.05pt;height:147.65pt" o:ole="">
-                  <v:imagedata r:id="rId7" o:title="" croptop="1206f" cropbottom="3617f" cropleft="781f" cropright="781f"/>
-                </v:shape>
-                <w:control r:id="rId8" w:name="CIRViewer121111113121" w:shapeid="_x0000_i1027"/>
-              </w:object>
+              <w:t>{{ ir.image }}</w:t>
             </w:r>
           </w:p>
         </w:tc>
@@ -1093,87 +1069,12 @@
                 <w:rFonts w:cstheme="minorHAnsi"/>
                 <w:noProof/>
               </w:rPr>
-              <mc:AlternateContent>
-                <mc:Choice Requires="wps">
-                  <w:drawing>
-                    <wp:anchor distT="0" distB="0" distL="114300" distR="114300" simplePos="0" relativeHeight="251659264" behindDoc="0" locked="0" layoutInCell="1" allowOverlap="1" wp14:anchorId="2D05ADB2" wp14:editId="7EF83627">
-                      <wp:simplePos x="0" y="0"/>
-                      <wp:positionH relativeFrom="column">
-                        <wp:posOffset>1848485</wp:posOffset>
-                      </wp:positionH>
-                      <wp:positionV relativeFrom="paragraph">
-                        <wp:posOffset>-509905</wp:posOffset>
-                      </wp:positionV>
-                      <wp:extent cx="382270" cy="447675"/>
-                      <wp:effectExtent l="0" t="0" r="17780" b="28575"/>
-                      <wp:wrapNone/>
-                      <wp:docPr id="29893105" name="Rectangle 1"/>
-                      <wp:cNvGraphicFramePr/>
-                      <a:graphic xmlns:a="http://schemas.openxmlformats.org/drawingml/2006/main">
-                        <a:graphicData uri="http://schemas.microsoft.com/office/word/2010/wordprocessingShape">
-                          <wps:wsp>
-                            <wps:cNvSpPr/>
-                            <wps:spPr>
-                              <a:xfrm>
-                                <a:off x="0" y="0"/>
-                                <a:ext cx="382270" cy="447675"/>
-                              </a:xfrm>
-                              <a:prstGeom prst="rect">
-                                <a:avLst/>
-                              </a:prstGeom>
-                              <a:noFill/>
-                              <a:ln w="19050">
-                                <a:solidFill>
-                                  <a:srgbClr val="EE0000"/>
-                                </a:solidFill>
-                              </a:ln>
-                            </wps:spPr>
-                            <wps:style>
-                              <a:lnRef idx="2">
-                                <a:schemeClr val="accent1">
-                                  <a:shade val="15000"/>
-                                </a:schemeClr>
-                              </a:lnRef>
-                              <a:fillRef idx="1">
-                                <a:schemeClr val="accent1"/>
-                              </a:fillRef>
-                              <a:effectRef idx="0">
-                                <a:schemeClr val="accent1"/>
-                              </a:effectRef>
-                              <a:fontRef idx="minor">
-                                <a:schemeClr val="lt1"/>
-                              </a:fontRef>
-                            </wps:style>
-                            <wps:bodyPr rot="0" spcFirstLastPara="0" vertOverflow="overflow" horzOverflow="overflow" vert="horz" wrap="square" lIns="91440" tIns="45720" rIns="91440" bIns="45720" numCol="1" spcCol="0" rtlCol="0" fromWordArt="0" anchor="ctr" anchorCtr="0" forceAA="0" compatLnSpc="1">
-                              <a:prstTxWarp prst="textNoShape">
-                                <a:avLst/>
-                              </a:prstTxWarp>
-                              <a:noAutofit/>
-                            </wps:bodyPr>
-                          </wps:wsp>
-                        </a:graphicData>
-                      </a:graphic>
-                      <wp14:sizeRelH relativeFrom="margin">
-                        <wp14:pctWidth>0</wp14:pctWidth>
-                      </wp14:sizeRelH>
-                      <wp14:sizeRelV relativeFrom="margin">
-                        <wp14:pctHeight>0</wp14:pctHeight>
-                      </wp14:sizeRelV>
-                    </wp:anchor>
-                  </w:drawing>
-                </mc:Choice>
-                <mc:Fallback>
-                  <w:pict>
-                    <v:rect w14:anchorId="0B103942" id="Rectangle 1" o:spid="_x0000_s1026" style="position:absolute;margin-left:145.55pt;margin-top:-40.15pt;width:30.1pt;height:35.25pt;z-index:251659264;visibility:visible;mso-wrap-style:square;mso-width-percent:0;mso-height-percent:0;mso-wrap-distance-left:9pt;mso-wrap-distance-top:0;mso-wrap-distance-right:9pt;mso-wrap-distance-bottom:0;mso-position-horizontal:absolute;mso-position-horizontal-relative:text;mso-position-vertical:absolute;mso-position-vertical-relative:text;mso-width-percent:0;mso-height-percent:0;mso-width-relative:margin;mso-height-relative:margin;v-text-anchor:middle" o:gfxdata="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" filled="f" strokecolor="#e00" strokeweight="1.5pt"/>
-                  </w:pict>
-                </mc:Fallback>
-              </mc:AlternateContent>
-            </w:r>
-            <w:r>
-              <w:rPr>
-                <w:rFonts w:cstheme="minorHAnsi"/>
-              </w:rPr>
               <w:t>{{ visual.image }}</w:t>
+            </w:r>
+            <w:r>
+              <w:rPr>
+                <w:rFonts w:cstheme="minorHAnsi"/>
+              </w:rPr>
             </w:r>
           </w:p>
         </w:tc>
@@ -1492,7 +1393,7 @@
                 <w:sz w:val="20"/>
                 <w:szCs w:val="18"/>
               </w:rPr>
-              <w:t>-</w:t>
+              <w:t>{{ ir.sp1 }}</w:t>
             </w:r>
           </w:p>
         </w:tc>
@@ -1653,7 +1554,7 @@
                 <w:sz w:val="20"/>
                 <w:szCs w:val="18"/>
               </w:rPr>
-              <w:t>-</w:t>
+              <w:t>{{ ir.sp2 }}</w:t>
             </w:r>
           </w:p>
         </w:tc>
@@ -1826,7 +1727,7 @@
                 <w:sz w:val="20"/>
                 <w:szCs w:val="18"/>
               </w:rPr>
-              <w:fldChar w:fldCharType="begin"/>
+              <w:t>{{ ir.ar1 or ir.reading }}</w:t>
             </w:r>
             <w:r>
               <w:rPr>
@@ -1834,7 +1735,6 @@
                 <w:sz w:val="20"/>
                 <w:szCs w:val="18"/>
               </w:rPr>
-              <w:instrText xml:space="preserve">DOCVARIABLE _Fd897741127 \* MERGEFORMAT </w:instrText>
             </w:r>
             <w:r>
               <w:rPr>
@@ -1842,7 +1742,6 @@
                 <w:sz w:val="20"/>
                 <w:szCs w:val="18"/>
               </w:rPr>
-              <w:fldChar w:fldCharType="separate"/>
             </w:r>
             <w:r>
               <w:rPr>
@@ -1850,7 +1749,6 @@
                 <w:sz w:val="20"/>
                 <w:szCs w:val="18"/>
               </w:rPr>
-              <w:t xml:space="preserve">25.7 °C </w:t>
             </w:r>
             <w:r>
               <w:rPr>
@@ -1858,7 +1756,6 @@
                 <w:sz w:val="20"/>
                 <w:szCs w:val="18"/>
               </w:rPr>
-              <w:fldChar w:fldCharType="end"/>
             </w:r>
           </w:p>
         </w:tc>
@@ -2189,7 +2086,7 @@
                 <w:sz w:val="20"/>
                 <w:szCs w:val="20"/>
               </w:rPr>
-              <w:t>-</w:t>
+              <w:t>{{ ir.delta_t }}</w:t>
             </w:r>
           </w:p>
         </w:tc>
@@ -2439,7 +2336,7 @@
                 <w:sz w:val="20"/>
                 <w:szCs w:val="18"/>
               </w:rPr>
-              <w:t>-</w:t>
+              <w:t>{{ fp.cabletype }}</w:t>
             </w:r>
           </w:p>
         </w:tc>
@@ -2545,7 +2442,7 @@
                 <w:sz w:val="20"/>
                 <w:szCs w:val="18"/>
               </w:rPr>
-              <w:t>-</w:t>
+              <w:t>{{ ir.severity }}</w:t>
             </w:r>
           </w:p>
         </w:tc>
@@ -4917,37 +4814,33 @@
                 <w:b/>
                 <w:i/>
               </w:rPr>
-              <w:t xml:space="preserve">Analysis: </w:t>
-            </w:r>
-            <w:r>
-              <w:rPr>
-                <w:rFonts w:cstheme="minorHAnsi"/>
-              </w:rPr>
-              <w:t xml:space="preserve"> Please refer to the following page</w:t>
-            </w:r>
-            <w:r>
-              <w:rPr>
-                <w:rFonts w:cstheme="minorHAnsi"/>
-              </w:rPr>
-              <w:t xml:space="preserve"> for </w:t>
-            </w:r>
-            <w:r>
-              <w:rPr>
-                <w:rFonts w:cstheme="minorHAnsi"/>
-              </w:rPr>
-              <w:t xml:space="preserve">defect </w:t>
-            </w:r>
-            <w:r>
-              <w:rPr>
-                <w:rFonts w:cstheme="minorHAnsi"/>
-              </w:rPr>
-              <w:t>detail</w:t>
-            </w:r>
-            <w:r>
-              <w:rPr>
-                <w:rFonts w:cstheme="minorHAnsi"/>
-              </w:rPr>
-              <w:t>.</w:t>
+              <w:t xml:space="preserve">Analysis:  </w:t>
+            </w:r>
+            <w:r>
+              <w:rPr>
+                <w:rFonts w:cstheme="minorHAnsi"/>
+              </w:rPr>
+              <w:t>{{ banner.analysis or analysis }}</w:t>
+            </w:r>
+            <w:r>
+              <w:rPr>
+                <w:rFonts w:cstheme="minorHAnsi"/>
+              </w:rPr>
+            </w:r>
+            <w:r>
+              <w:rPr>
+                <w:rFonts w:cstheme="minorHAnsi"/>
+              </w:rPr>
+            </w:r>
+            <w:r>
+              <w:rPr>
+                <w:rFonts w:cstheme="minorHAnsi"/>
+              </w:rPr>
+            </w:r>
+            <w:r>
+              <w:rPr>
+                <w:rFonts w:cstheme="minorHAnsi"/>
+              </w:rPr>
             </w:r>
           </w:p>
         </w:tc>
@@ -4981,8 +4874,7 @@
                 <w:noProof/>
                 <w:lang w:val="en-US"/>
               </w:rPr>
-              <w:lastRenderedPageBreak/>
-              <w:t>Recommendation:</w:t>
+              <w:t xml:space="preserve">Recommendation:  </w:t>
             </w:r>
             <w:r>
               <w:rPr>
@@ -4990,37 +4882,32 @@
                 <w:noProof/>
                 <w:lang w:val="en-US"/>
               </w:rPr>
-              <w:t xml:space="preserve"> </w:t>
-            </w:r>
-            <w:r>
-              <w:rPr>
-                <w:rFonts w:cstheme="minorHAnsi"/>
-              </w:rPr>
-              <w:t>Please refer to the following page</w:t>
-            </w:r>
-            <w:r>
-              <w:rPr>
-                <w:rFonts w:cstheme="minorHAnsi"/>
-              </w:rPr>
-              <w:t xml:space="preserve"> for </w:t>
-            </w:r>
-            <w:r>
-              <w:rPr>
-                <w:rFonts w:cstheme="minorHAnsi"/>
-              </w:rPr>
-              <w:t xml:space="preserve">defect </w:t>
-            </w:r>
-            <w:r>
-              <w:rPr>
-                <w:rFonts w:cstheme="minorHAnsi"/>
-              </w:rPr>
-              <w:t>detail</w:t>
-            </w:r>
-            <w:r>
-              <w:rPr>
-                <w:rFonts w:cstheme="minorHAnsi"/>
-              </w:rPr>
-              <w:t>.</w:t>
+              <w:t>{{ banner.recommendation or recommendation }}</w:t>
+            </w:r>
+            <w:r>
+              <w:rPr>
+                <w:rFonts w:cstheme="minorHAnsi"/>
+              </w:rPr>
+            </w:r>
+            <w:r>
+              <w:rPr>
+                <w:rFonts w:cstheme="minorHAnsi"/>
+              </w:rPr>
+            </w:r>
+            <w:r>
+              <w:rPr>
+                <w:rFonts w:cstheme="minorHAnsi"/>
+              </w:rPr>
+            </w:r>
+            <w:r>
+              <w:rPr>
+                <w:rFonts w:cstheme="minorHAnsi"/>
+              </w:rPr>
+            </w:r>
+            <w:r>
+              <w:rPr>
+                <w:rFonts w:cstheme="minorHAnsi"/>
+              </w:rPr>
             </w:r>
           </w:p>
         </w:tc>

--- a/templates/FULL REPORT/NORMAL IR US TEV/fp-overview.docx
+++ b/templates/FULL REPORT/NORMAL IR US TEV/fp-overview.docx
@@ -997,7 +997,31 @@
                 <w:kern w:val="0"/>
                 <w14:ligatures w14:val="none"/>
               </w:rPr>
-              <w:t>{{ ir.image }}</w:t>
+              <w:object w:dxaOrig="225" w:dyaOrig="225" w14:anchorId="10EA4EB4">
+                <v:shapetype id="_x0000_t75" coordsize="21600,21600" o:spt="75" o:preferrelative="t" path="m@4@5l@4@11@9@11@9@5xe" filled="f" stroked="f">
+                  <v:stroke joinstyle="miter"/>
+                  <v:formulas>
+                    <v:f eqn="if lineDrawn pixelLineWidth 0"/>
+                    <v:f eqn="sum @0 1 0"/>
+                    <v:f eqn="sum 0 0 @1"/>
+                    <v:f eqn="prod @2 1 2"/>
+                    <v:f eqn="prod @3 21600 pixelWidth"/>
+                    <v:f eqn="prod @3 21600 pixelHeight"/>
+                    <v:f eqn="sum @0 0 1"/>
+                    <v:f eqn="prod @6 1 2"/>
+                    <v:f eqn="prod @7 21600 pixelWidth"/>
+                    <v:f eqn="sum @8 21600 0"/>
+                    <v:f eqn="prod @7 21600 pixelHeight"/>
+                    <v:f eqn="sum @10 21600 0"/>
+                  </v:formulas>
+                  <v:path o:extrusionok="f" gradientshapeok="t" o:connecttype="rect"/>
+                  <o:lock v:ext="edit" aspectratio="t"/>
+                </v:shapetype>
+                <v:shape id="_x0000_i1027" type="#_x0000_t75" style="width:238.05pt;height:147.65pt" o:ole="">
+                  <v:imagedata r:id="rId7" o:title="" croptop="1206f" cropbottom="3617f" cropleft="781f" cropright="781f"/>
+                </v:shape>
+                <w:control r:id="rId8" w:name="CIRViewer121111113121" w:shapeid="_x0000_i1027"/>
+              </w:object>
             </w:r>
           </w:p>
         </w:tc>
@@ -1069,12 +1093,87 @@
                 <w:rFonts w:cstheme="minorHAnsi"/>
                 <w:noProof/>
               </w:rPr>
+              <mc:AlternateContent>
+                <mc:Choice Requires="wps">
+                  <w:drawing>
+                    <wp:anchor distT="0" distB="0" distL="114300" distR="114300" simplePos="0" relativeHeight="251659264" behindDoc="0" locked="0" layoutInCell="1" allowOverlap="1" wp14:anchorId="2D05ADB2" wp14:editId="7EF83627">
+                      <wp:simplePos x="0" y="0"/>
+                      <wp:positionH relativeFrom="column">
+                        <wp:posOffset>1848485</wp:posOffset>
+                      </wp:positionH>
+                      <wp:positionV relativeFrom="paragraph">
+                        <wp:posOffset>-509905</wp:posOffset>
+                      </wp:positionV>
+                      <wp:extent cx="382270" cy="447675"/>
+                      <wp:effectExtent l="0" t="0" r="17780" b="28575"/>
+                      <wp:wrapNone/>
+                      <wp:docPr id="29893105" name="Rectangle 1"/>
+                      <wp:cNvGraphicFramePr/>
+                      <a:graphic xmlns:a="http://schemas.openxmlformats.org/drawingml/2006/main">
+                        <a:graphicData uri="http://schemas.microsoft.com/office/word/2010/wordprocessingShape">
+                          <wps:wsp>
+                            <wps:cNvSpPr/>
+                            <wps:spPr>
+                              <a:xfrm>
+                                <a:off x="0" y="0"/>
+                                <a:ext cx="382270" cy="447675"/>
+                              </a:xfrm>
+                              <a:prstGeom prst="rect">
+                                <a:avLst/>
+                              </a:prstGeom>
+                              <a:noFill/>
+                              <a:ln w="19050">
+                                <a:solidFill>
+                                  <a:srgbClr val="EE0000"/>
+                                </a:solidFill>
+                              </a:ln>
+                            </wps:spPr>
+                            <wps:style>
+                              <a:lnRef idx="2">
+                                <a:schemeClr val="accent1">
+                                  <a:shade val="15000"/>
+                                </a:schemeClr>
+                              </a:lnRef>
+                              <a:fillRef idx="1">
+                                <a:schemeClr val="accent1"/>
+                              </a:fillRef>
+                              <a:effectRef idx="0">
+                                <a:schemeClr val="accent1"/>
+                              </a:effectRef>
+                              <a:fontRef idx="minor">
+                                <a:schemeClr val="lt1"/>
+                              </a:fontRef>
+                            </wps:style>
+                            <wps:bodyPr rot="0" spcFirstLastPara="0" vertOverflow="overflow" horzOverflow="overflow" vert="horz" wrap="square" lIns="91440" tIns="45720" rIns="91440" bIns="45720" numCol="1" spcCol="0" rtlCol="0" fromWordArt="0" anchor="ctr" anchorCtr="0" forceAA="0" compatLnSpc="1">
+                              <a:prstTxWarp prst="textNoShape">
+                                <a:avLst/>
+                              </a:prstTxWarp>
+                              <a:noAutofit/>
+                            </wps:bodyPr>
+                          </wps:wsp>
+                        </a:graphicData>
+                      </a:graphic>
+                      <wp14:sizeRelH relativeFrom="margin">
+                        <wp14:pctWidth>0</wp14:pctWidth>
+                      </wp14:sizeRelH>
+                      <wp14:sizeRelV relativeFrom="margin">
+                        <wp14:pctHeight>0</wp14:pctHeight>
+                      </wp14:sizeRelV>
+                    </wp:anchor>
+                  </w:drawing>
+                </mc:Choice>
+                <mc:Fallback>
+                  <w:pict>
+                    <v:rect w14:anchorId="0B103942" id="Rectangle 1" o:spid="_x0000_s1026" style="position:absolute;margin-left:145.55pt;margin-top:-40.15pt;width:30.1pt;height:35.25pt;z-index:251659264;visibility:visible;mso-wrap-style:square;mso-width-percent:0;mso-height-percent:0;mso-wrap-distance-left:9pt;mso-wrap-distance-top:0;mso-wrap-distance-right:9pt;mso-wrap-distance-bottom:0;mso-position-horizontal:absolute;mso-position-horizontal-relative:text;mso-position-vertical:absolute;mso-position-vertical-relative:text;mso-width-percent:0;mso-height-percent:0;mso-width-relative:margin;mso-height-relative:margin;v-text-anchor:middle" o:gfxdata="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" filled="f" strokecolor="#e00" strokeweight="1.5pt"/>
+                  </w:pict>
+                </mc:Fallback>
+              </mc:AlternateContent>
+            </w:r>
+            <w:r>
+              <w:rPr>
+                <w:rFonts w:cstheme="minorHAnsi"/>
+              </w:rPr>
               <w:t>{{ visual.image }}</w:t>
-            </w:r>
-            <w:r>
-              <w:rPr>
-                <w:rFonts w:cstheme="minorHAnsi"/>
-              </w:rPr>
             </w:r>
           </w:p>
         </w:tc>
@@ -1393,7 +1492,7 @@
                 <w:sz w:val="20"/>
                 <w:szCs w:val="18"/>
               </w:rPr>
-              <w:t>{{ ir.sp1 }}</w:t>
+              <w:t>-</w:t>
             </w:r>
           </w:p>
         </w:tc>
@@ -1554,7 +1653,7 @@
                 <w:sz w:val="20"/>
                 <w:szCs w:val="18"/>
               </w:rPr>
-              <w:t>{{ ir.sp2 }}</w:t>
+              <w:t>-</w:t>
             </w:r>
           </w:p>
         </w:tc>
@@ -1727,7 +1826,7 @@
                 <w:sz w:val="20"/>
                 <w:szCs w:val="18"/>
               </w:rPr>
-              <w:t>{{ ir.ar1 or ir.reading }}</w:t>
+              <w:fldChar w:fldCharType="begin"/>
             </w:r>
             <w:r>
               <w:rPr>
@@ -1735,6 +1834,7 @@
                 <w:sz w:val="20"/>
                 <w:szCs w:val="18"/>
               </w:rPr>
+              <w:instrText xml:space="preserve">DOCVARIABLE _Fd897741127 \* MERGEFORMAT </w:instrText>
             </w:r>
             <w:r>
               <w:rPr>
@@ -1742,6 +1842,7 @@
                 <w:sz w:val="20"/>
                 <w:szCs w:val="18"/>
               </w:rPr>
+              <w:fldChar w:fldCharType="separate"/>
             </w:r>
             <w:r>
               <w:rPr>
@@ -1749,6 +1850,7 @@
                 <w:sz w:val="20"/>
                 <w:szCs w:val="18"/>
               </w:rPr>
+              <w:t xml:space="preserve">25.7 °C </w:t>
             </w:r>
             <w:r>
               <w:rPr>
@@ -1756,6 +1858,7 @@
                 <w:sz w:val="20"/>
                 <w:szCs w:val="18"/>
               </w:rPr>
+              <w:fldChar w:fldCharType="end"/>
             </w:r>
           </w:p>
         </w:tc>
@@ -2086,7 +2189,7 @@
                 <w:sz w:val="20"/>
                 <w:szCs w:val="20"/>
               </w:rPr>
-              <w:t>{{ ir.delta_t }}</w:t>
+              <w:t>-</w:t>
             </w:r>
           </w:p>
         </w:tc>
@@ -2336,7 +2439,7 @@
                 <w:sz w:val="20"/>
                 <w:szCs w:val="18"/>
               </w:rPr>
-              <w:t>{{ fp.cabletype }}</w:t>
+              <w:t>-</w:t>
             </w:r>
           </w:p>
         </w:tc>
@@ -2442,7 +2545,7 @@
                 <w:sz w:val="20"/>
                 <w:szCs w:val="18"/>
               </w:rPr>
-              <w:t>{{ ir.severity }}</w:t>
+              <w:t>-</w:t>
             </w:r>
           </w:p>
         </w:tc>
@@ -4808,39 +4911,19 @@
                 <w:lang w:eastAsia="en-MY"/>
               </w:rPr>
             </w:pPr>
-            <w:r>
-              <w:rPr>
-                <w:rFonts w:cstheme="minorHAnsi"/>
+            <w:r/>
+            <w:r>
+              <w:rPr>
                 <w:b/>
                 <w:i/>
               </w:rPr>
-              <w:t xml:space="preserve">Analysis:  </w:t>
-            </w:r>
-            <w:r>
-              <w:rPr>
-                <w:rFonts w:cstheme="minorHAnsi"/>
-              </w:rPr>
-              <w:t>{{ banner.analysis or analysis }}</w:t>
-            </w:r>
-            <w:r>
-              <w:rPr>
-                <w:rFonts w:cstheme="minorHAnsi"/>
-              </w:rPr>
-            </w:r>
-            <w:r>
-              <w:rPr>
-                <w:rFonts w:cstheme="minorHAnsi"/>
-              </w:rPr>
-            </w:r>
-            <w:r>
-              <w:rPr>
-                <w:rFonts w:cstheme="minorHAnsi"/>
-              </w:rPr>
-            </w:r>
-            <w:r>
-              <w:rPr>
-                <w:rFonts w:cstheme="minorHAnsi"/>
-              </w:rPr>
+              <w:t xml:space="preserve">Analysis: </w:t>
+            </w:r>
+            <w:r>
+              <w:t xml:space="preserve"> </w:t>
+            </w:r>
+            <w:r>
+              <w:t>{{ analysis }}</w:t>
             </w:r>
           </w:p>
         </w:tc>
@@ -4866,48 +4949,19 @@
                 <w:rFonts w:cstheme="minorHAnsi"/>
               </w:rPr>
             </w:pPr>
-            <w:r>
-              <w:rPr>
-                <w:rFonts w:cstheme="minorHAnsi"/>
+            <w:r/>
+            <w:r>
+              <w:rPr>
                 <w:b/>
                 <w:i/>
-                <w:noProof/>
-                <w:lang w:val="en-US"/>
-              </w:rPr>
-              <w:t xml:space="preserve">Recommendation:  </w:t>
-            </w:r>
-            <w:r>
-              <w:rPr>
-                <w:rFonts w:cstheme="minorHAnsi"/>
-                <w:noProof/>
-                <w:lang w:val="en-US"/>
-              </w:rPr>
-              <w:t>{{ banner.recommendation or recommendation }}</w:t>
-            </w:r>
-            <w:r>
-              <w:rPr>
-                <w:rFonts w:cstheme="minorHAnsi"/>
-              </w:rPr>
-            </w:r>
-            <w:r>
-              <w:rPr>
-                <w:rFonts w:cstheme="minorHAnsi"/>
-              </w:rPr>
-            </w:r>
-            <w:r>
-              <w:rPr>
-                <w:rFonts w:cstheme="minorHAnsi"/>
-              </w:rPr>
-            </w:r>
-            <w:r>
-              <w:rPr>
-                <w:rFonts w:cstheme="minorHAnsi"/>
-              </w:rPr>
-            </w:r>
-            <w:r>
-              <w:rPr>
-                <w:rFonts w:cstheme="minorHAnsi"/>
-              </w:rPr>
+              </w:rPr>
+              <w:t xml:space="preserve">Recommendation: </w:t>
+            </w:r>
+            <w:r>
+              <w:t xml:space="preserve"> </w:t>
+            </w:r>
+            <w:r>
+              <w:t>{{ recommendation }}</w:t>
             </w:r>
           </w:p>
         </w:tc>
